--- a/courts/sixth-circuit/ohio/state/court-of-appeals/petition-for-writ/usage/OUTPUT-petition-for-writ.docx
+++ b/courts/sixth-circuit/ohio/state/court-of-appeals/petition-for-writ/usage/OUTPUT-petition-for-writ.docx
@@ -326,7 +326,7 @@
               <w:jc w:val="left"/>
             </w:pPr>
             <w:r>
-              <w:t xml:space="preserve">-vs-</w:t>
+              <w:t xml:space="preserve">-​vs-</w:t>
             </w:r>
           </w:p>
           <w:p>
@@ -1321,13 +1321,7 @@
         <w:pStyle w:val="BodyText"/>
       </w:pPr>
       <w:r>
-        <w:t xml:space="preserve">30. Relator’s members recreate in a park near the Proposed Wells, and boat on the Muskingum and Ohio Rivers in the area near the Proposed Wells, including the Ohio River Islands National Wildlife Refuge. See Ex. C, ¶ 11</w:t>
-      </w:r>
-      <w:r>
-        <w:noBreakHyphen/>
-      </w:r>
-      <w:r>
-        <w:t xml:space="preserve">12 and Ex. D, ¶ 11. The increased noise, seismic activity, increased truck traffic, and risk of accidents, releases, and spills, and the potential release of oil and gas waste into the environment from the permitting of the Proposed Wells will injure these members’ aesthetic and recreational interests in the areas near the Proposed Wells. See Ex. C, ¶11–16, Ex. D, ¶ ¶ 11–16, and Ex. E, ¶ ¶ 12, 14. Relator’s members would stop enjoying and recreating in these areas if the Proposed Wells are constructed and operated in accordance with the permits. See Ex. C, ¶ 11–18 and Ex. D, ¶ ¶ 11, 14.</w:t>
+        <w:t xml:space="preserve">30. Relator’s members recreate in a park near the Proposed Wells, and boat on the Muskingum and Ohio Rivers in the area near the Proposed Wells, including the Ohio River Islands National Wildlife Refuge. See Ex. C, ¶ 11-⁠12 and Ex. D, ¶ 11. The increased noise, seismic activity, increased truck traffic, and risk of accidents, releases, and spills, and the potential release of oil and gas waste into the environment from the permitting of the Proposed Wells will injure these members’ aesthetic and recreational interests in the areas near the Proposed Wells. See Ex. C, ¶11–16, Ex. D, ¶ ¶ 11–16, and Ex. E, ¶ ¶ 12, 14. Relator’s members would stop enjoying and recreating in these areas if the Proposed Wells are constructed and operated in accordance with the permits. See Ex. C, ¶ 11–⁠18 and Ex. D, ¶ ¶ 11, 14.</w:t>
       </w:r>
     </w:p>
     <w:p>
@@ -2461,7 +2455,7 @@
         <w:t xml:space="preserve"> </w:t>
       </w:r>
       <w:r>
-        <w:t xml:space="preserve">“A person may only . . . dispose[] of brine or other waste substances at a Class II disposal well . . . in accordance with Chapter 1509. Of the Revised Code and rules adopted under it.”</w:t>
+        <w:t xml:space="preserve">“A person may only . . . dispose[] of brine or other waste substances at a Class II disposal well . . . in accordance with Chapter 1509. Of the Revised Code and rules adopted under it.”</w:t>
       </w:r>
     </w:p>
     <w:p>
@@ -2507,7 +2501,7 @@
         <w:t xml:space="preserve"> </w:t>
       </w:r>
       <w:r>
-        <w:t xml:space="preserve">“No person shall drill a new well . . . without having a permit to do so issued by the chief of the division of oil and gas resources management.”</w:t>
+        <w:t xml:space="preserve">“No person shall drill a new well . . . without having a permit to do so issued by the chief of the division of oil and gas resources management.”</w:t>
       </w:r>
     </w:p>
     <w:p>
@@ -5412,13 +5406,13 @@
         <w:pStyle w:val="XdTail"/>
       </w:pPr>
       <w:r>
-        <w:t xml:space="preserve">State of Ohio )</w:t>
-      </w:r>
-      <w:r>
-        <w:t xml:space="preserve"> </w:t>
-      </w:r>
-      <w:r>
-        <w:t xml:space="preserve">County of Franklin ) ss:</w:t>
+        <w:t xml:space="preserve">State of Ohio )</w:t>
+      </w:r>
+      <w:r>
+        <w:t xml:space="preserve"> </w:t>
+      </w:r>
+      <w:r>
+        <w:t xml:space="preserve">County of Franklin ) ss:</w:t>
       </w:r>
     </w:p>
     <w:p>
@@ -6377,6 +6371,7 @@
     <w:unhideWhenUsed/>
     <w:qFormat/>
     <w:pPr>
+      <w:keepLines/>
       <w:spacing w:before="0" w:after="120" w:line="276" w:lineRule="exact"/>
     </w:pPr>
     <w:rPr>
@@ -6627,6 +6622,33 @@
     <w:pPr>
       <w:spacing w:before="0" w:after="0" w:line="552" w:lineRule="exact"/>
       <w:ind w:left="2160" w:hanging="720"/>
+    </w:pPr>
+  </w:style>
+  <w:style w:type="paragraph" w:customStyle="1" w:styleId="XdQuoteList1">
+    <w:name w:val="Xd Quote List 1"/>
+    <w:basedOn w:val="Normal"/>
+    <w:qFormat/>
+    <w:pPr>
+      <w:spacing w:before="0" w:after="0" w:line="276" w:lineRule="exact"/>
+      <w:ind w:left="1440" w:right="720" w:hanging="720"/>
+    </w:pPr>
+  </w:style>
+  <w:style w:type="paragraph" w:customStyle="1" w:styleId="XdQuoteList2">
+    <w:name w:val="Xd Quote List 2"/>
+    <w:basedOn w:val="Normal"/>
+    <w:qFormat/>
+    <w:pPr>
+      <w:spacing w:before="0" w:after="0" w:line="276" w:lineRule="exact"/>
+      <w:ind w:left="2160" w:right="720" w:hanging="720"/>
+    </w:pPr>
+  </w:style>
+  <w:style w:type="paragraph" w:customStyle="1" w:styleId="XdQuoteList3">
+    <w:name w:val="Xd Quote List 3"/>
+    <w:basedOn w:val="Normal"/>
+    <w:qFormat/>
+    <w:pPr>
+      <w:spacing w:before="0" w:after="0" w:line="276" w:lineRule="exact"/>
+      <w:ind w:left="2880" w:right="720" w:hanging="720"/>
     </w:pPr>
   </w:style>
   <w:style w:type="paragraph" w:customStyle="1" w:styleId="XdQuote">

--- a/courts/sixth-circuit/ohio/state/court-of-appeals/petition-for-writ/usage/OUTPUT-petition-for-writ.docx
+++ b/courts/sixth-circuit/ohio/state/court-of-appeals/petition-for-writ/usage/OUTPUT-petition-for-writ.docx
@@ -2455,7 +2455,7 @@
         <w:t xml:space="preserve"> </w:t>
       </w:r>
       <w:r>
-        <w:t xml:space="preserve">“A person may only . . . dispose[] of brine or other waste substances at a Class II disposal well . . . in accordance with Chapter 1509. Of the Revised Code and rules adopted under it.”</w:t>
+        <w:t xml:space="preserve">“A person may only ⁠. ⁠. ⁠. dispose[] of brine or other waste substances at a Class II disposal well ⁠. ⁠. ⁠. in accordance with Chapter 1509. Of the Revised Code and rules adopted under it.”</w:t>
       </w:r>
     </w:p>
     <w:p>
@@ -2501,7 +2501,7 @@
         <w:t xml:space="preserve"> </w:t>
       </w:r>
       <w:r>
-        <w:t xml:space="preserve">“No person shall drill a new well . . . without having a permit to do so issued by the chief of the division of oil and gas resources management.”</w:t>
+        <w:t xml:space="preserve">“No person shall drill a new well ⁠. ⁠. ⁠. without having a permit to do so issued by the chief of the division of oil and gas resources management.”</w:t>
       </w:r>
     </w:p>
     <w:p>
@@ -5406,13 +5406,13 @@
         <w:pStyle w:val="XdTail"/>
       </w:pPr>
       <w:r>
-        <w:t xml:space="preserve">State of Ohio )</w:t>
-      </w:r>
-      <w:r>
-        <w:t xml:space="preserve"> </w:t>
-      </w:r>
-      <w:r>
-        <w:t xml:space="preserve">County of Franklin ) ss:</w:t>
+        <w:t xml:space="preserve">State of Ohio ⁠)</w:t>
+      </w:r>
+      <w:r>
+        <w:t xml:space="preserve"> </w:t>
+      </w:r>
+      <w:r>
+        <w:t xml:space="preserve">County of Franklin ⁠) ss:</w:t>
       </w:r>
     </w:p>
     <w:p>

--- a/courts/sixth-circuit/ohio/state/court-of-appeals/petition-for-writ/usage/OUTPUT-petition-for-writ.docx
+++ b/courts/sixth-circuit/ohio/state/court-of-appeals/petition-for-writ/usage/OUTPUT-petition-for-writ.docx
@@ -450,9 +450,7 @@
               <w:t xml:space="preserve"> </w:t>
             </w:r>
             <w:r>
-              <w:t xml:space="preserve">43229</w:t>
-              <w:noBreakHyphen/>
-              <w:t xml:space="preserve">6693</w:t>
+              <w:t xml:space="preserve">43229-⁠6693</w:t>
             </w:r>
           </w:p>
           <w:p>
@@ -640,9 +638,7 @@
               <w:t xml:space="preserve"> </w:t>
             </w:r>
             <w:r>
-              <w:t xml:space="preserve">43229</w:t>
-              <w:noBreakHyphen/>
-              <w:t xml:space="preserve">6693</w:t>
+              <w:t xml:space="preserve">43229-⁠6693</w:t>
             </w:r>
           </w:p>
           <w:p>
@@ -917,13 +913,7 @@
         <w:pStyle w:val="BodyText"/>
       </w:pPr>
       <w:r>
-        <w:t xml:space="preserve">2. Class II wells dispose of oil and gas waste by underground injection. The Federal Safe Drinking Water Act and Ohio’s delegated laws and regulations at R.C. 1509.22 and Adm.Code 1501:9</w:t>
-      </w:r>
-      <w:r>
-        <w:noBreakHyphen/>
-      </w:r>
-      <w:r>
-        <w:t xml:space="preserve">3 govern permits for Class II wells.</w:t>
+        <w:t xml:space="preserve">2. Class II wells dispose of oil and gas waste by underground injection. The Federal Safe Drinking Water Act and Ohio’s delegated laws and regulations at R.C. 1509.22 and Adm.Code 1501:9-⁠3 govern permits for Class II wells.</w:t>
       </w:r>
     </w:p>
     <w:p>
@@ -957,19 +947,7 @@
         <w:t xml:space="preserve">“Current Regulations”</w:t>
       </w:r>
       <w:r>
-        <w:t xml:space="preserve">). See Adm.Code 1501:9</w:t>
-      </w:r>
-      <w:r>
-        <w:noBreakHyphen/>
-      </w:r>
-      <w:r>
-        <w:t xml:space="preserve">3</w:t>
-      </w:r>
-      <w:r>
-        <w:noBreakHyphen/>
-      </w:r>
-      <w:r>
-        <w:t xml:space="preserve">05.</w:t>
+        <w:t xml:space="preserve">). See Adm.Code 1501:9-⁠3-⁠05.</w:t>
       </w:r>
     </w:p>
     <w:p>
@@ -998,19 +976,7 @@
         <w:pStyle w:val="BodyText"/>
       </w:pPr>
       <w:r>
-        <w:t xml:space="preserve">6. Under Ohio’s Class II regulations, DOGRM’s review of the application for compliance with the law is not complete until after the application has been through the notice and comment period, including DOGRM’s review and consideration of those comments and reaching a final permit decision. See Adm.Code 1501:9</w:t>
-      </w:r>
-      <w:r>
-        <w:noBreakHyphen/>
-      </w:r>
-      <w:r>
-        <w:t xml:space="preserve">3</w:t>
-      </w:r>
-      <w:r>
-        <w:noBreakHyphen/>
-      </w:r>
-      <w:r>
-        <w:t xml:space="preserve">05(E)⁠(3)⁠(c)⁠(iii). Once the Current Regulations took effect January 13, 2022, DOGRM had a clear legal duty to apply them in considering applications.</w:t>
+        <w:t xml:space="preserve">6. Under Ohio’s Class II regulations, DOGRM’s review of the application for compliance with the law is not complete until after the application has been through the notice and comment period, including DOGRM’s review and consideration of those comments and reaching a final permit decision. See Adm.Code 1501:9-⁠3-⁠05(E)⁠(3)⁠(c)⁠(iii). Once the Current Regulations took effect January 13, 2022, DOGRM had a clear legal duty to apply them in considering applications.</w:t>
       </w:r>
     </w:p>
     <w:p>
@@ -1329,27 +1295,15 @@
         <w:pStyle w:val="BodyText"/>
       </w:pPr>
       <w:r>
-        <w:t xml:space="preserve">31. DOGRM’s failure to carry out the permitting requirements of the Federal Safe Drinking Water Act and Ohio Adm.Code Chapter 1501:9</w:t>
-      </w:r>
-      <w:r>
-        <w:noBreakHyphen/>
-      </w:r>
-      <w:r>
-        <w:t xml:space="preserve">3 has deprived Relator’s members of the protections of the current law in Class II well permitting. The application of the current law is necessary to ensure the Proposed Wells do not result in out-of-zone migration; damaging earthquakes; and contamination of underground sources of drinking water, the environment, and surface waters, including the Muskingum and Ohio Rivers. See Ex. F, ¶ ¶ 13–15.</w:t>
-      </w:r>
-    </w:p>
-    <w:p>
-      <w:pPr>
-        <w:pStyle w:val="BodyText"/>
-      </w:pPr>
-      <w:r>
-        <w:t xml:space="preserve">32. A writ of mandamus revoking the Final Permits and mandating that DOGRM complete the legally required permitting process in the Federal Safe Drinking Water Act and Ohio Adm.Code Chapter 1501:9</w:t>
-      </w:r>
-      <w:r>
-        <w:noBreakHyphen/>
-      </w:r>
-      <w:r>
-        <w:t xml:space="preserve">3 would redress Relator’s members’ injuries. See Ex. C, ¶ ¶ 21–35, Ex. D, ¶ ¶ 20–26, 29–30, 34, and Ex. E, ¶ ¶ 19–33.</w:t>
+        <w:t xml:space="preserve">31. DOGRM’s failure to carry out the permitting requirements of the Federal Safe Drinking Water Act and Ohio Adm.Code Chapter 1501:9-⁠3 has deprived Relator’s members of the protections of the current law in Class II well permitting. The application of the current law is necessary to ensure the Proposed Wells do not result in out-of-zone migration; damaging earthquakes; and contamination of underground sources of drinking water, the environment, and surface waters, including the Muskingum and Ohio Rivers. See Ex. F, ¶ ¶ 13–15.</w:t>
+      </w:r>
+    </w:p>
+    <w:p>
+      <w:pPr>
+        <w:pStyle w:val="BodyText"/>
+      </w:pPr>
+      <w:r>
+        <w:t xml:space="preserve">32. A writ of mandamus revoking the Final Permits and mandating that DOGRM complete the legally required permitting process in the Federal Safe Drinking Water Act and Ohio Adm.Code Chapter 1501:9-⁠3 would redress Relator’s members’ injuries. See Ex. C, ¶ ¶ 21–35, Ex. D, ¶ ¶ 20–26, 29–30, 34, and Ex. E, ¶ ¶ 19–33.</w:t>
       </w:r>
     </w:p>
     <w:p>
@@ -2045,13 +1999,7 @@
         <w:t xml:space="preserve">“Travis Well”</w:t>
       </w:r>
       <w:r>
-        <w:t xml:space="preserve">), caused uncontrolled oil and gas waste to migrate to oil and gas production wells. The waste leaked for days onto the land and an adjacent stream, causing environmental contamination. See Ex. H2 at Ex. 6 (Chiefs Order 2023</w:t>
-      </w:r>
-      <w:r>
-        <w:noBreakHyphen/>
-      </w:r>
-      <w:r>
-        <w:t xml:space="preserve">02, ¶ 9).</w:t>
+        <w:t xml:space="preserve">), caused uncontrolled oil and gas waste to migrate to oil and gas production wells. The waste leaked for days onto the land and an adjacent stream, causing environmental contamination. See Ex. H2 at Ex. 6 (Chiefs Order 2023-⁠02, ¶ 9).</w:t>
       </w:r>
     </w:p>
     <w:p>
@@ -2130,33 +2078,15 @@
         <w:t xml:space="preserve">Bethel Oil &amp; Gas, LLC v. Redbird Dev., LLC</w:t>
       </w:r>
       <w:r>
-        <w:t xml:space="preserve">, 2024-Ohio</w:t>
-      </w:r>
-      <w:r>
-        <w:noBreakHyphen/>
-      </w:r>
-      <w:r>
-        <w:t xml:space="preserve">5285, ¶ 2.</w:t>
-      </w:r>
-    </w:p>
-    <w:p>
-      <w:pPr>
-        <w:pStyle w:val="BodyText"/>
-      </w:pPr>
-      <w:r>
-        <w:t xml:space="preserve">54. In 2023, ODNR determined that three injection wells in Athens County—permitted prior to the current regulations that took effect in 2022—caused waste to migrate out of the injection zone into production wells off site and impacted a production well that was 1.5 miles away from the injection wells. See Chiefs Order 2023</w:t>
-      </w:r>
-      <w:r>
-        <w:noBreakHyphen/>
-      </w:r>
-      <w:r>
-        <w:t xml:space="preserve">139. A true and correct copy of Chiefs Order 2023</w:t>
-      </w:r>
-      <w:r>
-        <w:noBreakHyphen/>
-      </w:r>
-      <w:r>
-        <w:t xml:space="preserve">139 is attached hereto as Exhibit I. ODNR determined that the out of zone migration from these wells</w:t>
+        <w:t xml:space="preserve">, 2024-Ohio-⁠5285, ¶ 2.</w:t>
+      </w:r>
+    </w:p>
+    <w:p>
+      <w:pPr>
+        <w:pStyle w:val="BodyText"/>
+      </w:pPr>
+      <w:r>
+        <w:t xml:space="preserve">54. In 2023, ODNR determined that three injection wells in Athens County—permitted prior to the current regulations that took effect in 2022—caused waste to migrate out of the injection zone into production wells off site and impacted a production well that was 1.5 miles away from the injection wells. See Chiefs Order 2023-⁠139. A true and correct copy of Chiefs Order 2023-⁠139 is attached hereto as Exhibit I. ODNR determined that the out of zone migration from these wells</w:t>
       </w:r>
       <w:r>
         <w:t xml:space="preserve"> </w:t>
@@ -2198,13 +2128,7 @@
         <w:pStyle w:val="BodyText"/>
       </w:pPr>
       <w:r>
-        <w:t xml:space="preserve">55. Since the increase in Class II well activity, heightened seismic activity and earthquakes have been linked to Class II injection wells. See Buckeye Environmental Network Objection and Comment, at 9</w:t>
-      </w:r>
-      <w:r>
-        <w:noBreakHyphen/>
-      </w:r>
-      <w:r>
-        <w:t xml:space="preserve">1, a true and correct copy is attached hereto as Exhibit J.</w:t>
+        <w:t xml:space="preserve">55. Since the increase in Class II well activity, heightened seismic activity and earthquakes have been linked to Class II injection wells. See Buckeye Environmental Network Objection and Comment, at 9-⁠1, a true and correct copy is attached hereto as Exhibit J.</w:t>
       </w:r>
     </w:p>
     <w:p>
@@ -2437,19 +2361,7 @@
         <w:pStyle w:val="BodyText"/>
       </w:pPr>
       <w:r>
-        <w:t xml:space="preserve">60. Ohio Adm.Code 1501:9</w:t>
-      </w:r>
-      <w:r>
-        <w:noBreakHyphen/>
-      </w:r>
-      <w:r>
-        <w:t xml:space="preserve">3</w:t>
-      </w:r>
-      <w:r>
-        <w:noBreakHyphen/>
-      </w:r>
-      <w:r>
-        <w:t xml:space="preserve">03(A) states that</w:t>
+        <w:t xml:space="preserve">60. Ohio Adm.Code 1501:9-⁠3-⁠03(A) states that</w:t>
       </w:r>
       <w:r>
         <w:t xml:space="preserve"> </w:t>
@@ -2475,19 +2387,7 @@
         <w:t xml:space="preserve"> </w:t>
       </w:r>
       <w:r>
-        <w:t xml:space="preserve">Adm.Code 1501:9</w:t>
-      </w:r>
-      <w:r>
-        <w:noBreakHyphen/>
-      </w:r>
-      <w:r>
-        <w:t xml:space="preserve">3</w:t>
-      </w:r>
-      <w:r>
-        <w:noBreakHyphen/>
-      </w:r>
-      <w:r>
-        <w:t xml:space="preserve">03(B).</w:t>
+        <w:t xml:space="preserve">Adm.Code 1501:9-⁠3-⁠03(B).</w:t>
       </w:r>
     </w:p>
     <w:p>
@@ -2509,39 +2409,15 @@
         <w:pStyle w:val="BodyText"/>
       </w:pPr>
       <w:r>
-        <w:t xml:space="preserve">63. Current Ohio Adm.Code 1501:9</w:t>
-      </w:r>
-      <w:r>
-        <w:noBreakHyphen/>
-      </w:r>
-      <w:r>
-        <w:t xml:space="preserve">3</w:t>
-      </w:r>
-      <w:r>
-        <w:noBreakHyphen/>
-      </w:r>
-      <w:r>
-        <w:t xml:space="preserve">05 governs permits to construct Class II disposal wells.</w:t>
-      </w:r>
-    </w:p>
-    <w:p>
-      <w:pPr>
-        <w:pStyle w:val="BodyText"/>
-      </w:pPr>
-      <w:r>
-        <w:t xml:space="preserve">64. Current Ohio Adm.Code 1501:9</w:t>
-      </w:r>
-      <w:r>
-        <w:noBreakHyphen/>
-      </w:r>
-      <w:r>
-        <w:t xml:space="preserve">3</w:t>
-      </w:r>
-      <w:r>
-        <w:noBreakHyphen/>
-      </w:r>
-      <w:r>
-        <w:t xml:space="preserve">05 states:</w:t>
+        <w:t xml:space="preserve">63. Current Ohio Adm.Code 1501:9-⁠3-⁠05 governs permits to construct Class II disposal wells.</w:t>
+      </w:r>
+    </w:p>
+    <w:p>
+      <w:pPr>
+        <w:pStyle w:val="BodyText"/>
+      </w:pPr>
+      <w:r>
+        <w:t xml:space="preserve">64. Current Ohio Adm.Code 1501:9-⁠3-⁠05 states:</w:t>
       </w:r>
       <w:r>
         <w:t xml:space="preserve"> </w:t>
@@ -2573,95 +2449,35 @@
         <w:t xml:space="preserve"> </w:t>
       </w:r>
       <w:r>
-        <w:t xml:space="preserve">“an area, established in rule 1501:9</w:t>
-      </w:r>
-      <w:r>
-        <w:noBreakHyphen/>
-      </w:r>
-      <w:r>
-        <w:t xml:space="preserve">3</w:t>
-      </w:r>
-      <w:r>
-        <w:noBreakHyphen/>
-      </w:r>
-      <w:r>
-        <w:t xml:space="preserve">05 of the Administrative Code, surrounding an existing or proposed Class II disposal well that is analyzed by the division in a process that consists of reviewing artificial penetrations of the injection zone, geological conditions, and potential migration pathways.”</w:t>
-      </w:r>
-      <w:r>
-        <w:t xml:space="preserve"> </w:t>
-      </w:r>
-      <w:r>
-        <w:t xml:space="preserve">Adm.Code 1501:9</w:t>
-      </w:r>
-      <w:r>
-        <w:noBreakHyphen/>
-      </w:r>
-      <w:r>
-        <w:t xml:space="preserve">3</w:t>
-      </w:r>
-      <w:r>
-        <w:noBreakHyphen/>
-      </w:r>
-      <w:r>
-        <w:t xml:space="preserve">01(E).</w:t>
-      </w:r>
-    </w:p>
-    <w:p>
-      <w:pPr>
-        <w:pStyle w:val="BodyText"/>
-      </w:pPr>
-      <w:r>
-        <w:t xml:space="preserve">66. The current version of Ohio Adm.Code 1501:9</w:t>
-      </w:r>
-      <w:r>
-        <w:noBreakHyphen/>
-      </w:r>
-      <w:r>
-        <w:t xml:space="preserve">3</w:t>
-      </w:r>
-      <w:r>
-        <w:noBreakHyphen/>
-      </w:r>
-      <w:r>
-        <w:t xml:space="preserve">05 requires an area of review (</w:t>
+        <w:t xml:space="preserve">“an area, established in rule 1501:9-⁠3-⁠05 of the Administrative Code, surrounding an existing or proposed Class II disposal well that is analyzed by the division in a process that consists of reviewing artificial penetrations of the injection zone, geological conditions, and potential migration pathways.”</w:t>
+      </w:r>
+      <w:r>
+        <w:t xml:space="preserve"> </w:t>
+      </w:r>
+      <w:r>
+        <w:t xml:space="preserve">Adm.Code 1501:9-⁠3-⁠01(E).</w:t>
+      </w:r>
+    </w:p>
+    <w:p>
+      <w:pPr>
+        <w:pStyle w:val="BodyText"/>
+      </w:pPr>
+      <w:r>
+        <w:t xml:space="preserve">66. The current version of Ohio Adm.Code 1501:9-⁠3-⁠05 requires an area of review (</w:t>
       </w:r>
       <w:r>
         <w:t xml:space="preserve">“AOR”</w:t>
       </w:r>
       <w:r>
-        <w:t xml:space="preserve">) of 2 miles for wells injecting greater than an average volume of 1,000 barrels per day per year compared to only 0.5 miles for wells injecting more than 200 barrels per day required in the Old Regulations. See Adm.Code 1501:9</w:t>
-      </w:r>
-      <w:r>
-        <w:noBreakHyphen/>
-      </w:r>
-      <w:r>
-        <w:t xml:space="preserve">3</w:t>
-      </w:r>
-      <w:r>
-        <w:noBreakHyphen/>
-      </w:r>
-      <w:r>
-        <w:t xml:space="preserve">05(A)⁠(1)⁠(c).</w:t>
-      </w:r>
-    </w:p>
-    <w:p>
-      <w:pPr>
-        <w:pStyle w:val="BodyText"/>
-      </w:pPr>
-      <w:r>
-        <w:t xml:space="preserve">67. Current Ohio Adm.Code 1501:9</w:t>
-      </w:r>
-      <w:r>
-        <w:noBreakHyphen/>
-      </w:r>
-      <w:r>
-        <w:t xml:space="preserve">3</w:t>
-      </w:r>
-      <w:r>
-        <w:noBreakHyphen/>
-      </w:r>
-      <w:r>
-        <w:t xml:space="preserve">05(B)⁠(2) states:</w:t>
+        <w:t xml:space="preserve">) of 2 miles for wells injecting greater than an average volume of 1,000 barrels per day per year compared to only 0.5 miles for wells injecting more than 200 barrels per day required in the Old Regulations. See Adm.Code 1501:9-⁠3-⁠05(A)⁠(1)⁠(c).</w:t>
+      </w:r>
+    </w:p>
+    <w:p>
+      <w:pPr>
+        <w:pStyle w:val="BodyText"/>
+      </w:pPr>
+      <w:r>
+        <w:t xml:space="preserve">67. Current Ohio Adm.Code 1501:9-⁠3-⁠05(B)⁠(2) states:</w:t>
       </w:r>
     </w:p>
     <w:p>
@@ -2701,59 +2517,23 @@
         <w:pStyle w:val="BodyText"/>
       </w:pPr>
       <w:r>
-        <w:t xml:space="preserve">69. The Current Regulations include updated siting criteria, including that no portion of Class II well or surface facility may be located (1) within the boundary of a flood hazard area; (2) within five hundred feet from the boundary of the subject tract; (3) within one thousand feet of the five-year time of travel associated with a public drinking water supply or the emergency management zone of a public water system intake; (4) within seven-hundred fifty feet of an occupied private dwelling or a public building; and (5) one hundred feet of a wetland or any surface water of the state. Adm.Code 1501:9</w:t>
-      </w:r>
-      <w:r>
-        <w:noBreakHyphen/>
-      </w:r>
-      <w:r>
-        <w:t xml:space="preserve">3</w:t>
-      </w:r>
-      <w:r>
-        <w:noBreakHyphen/>
-      </w:r>
-      <w:r>
-        <w:t xml:space="preserve">04(A)-(G).</w:t>
-      </w:r>
-    </w:p>
-    <w:p>
-      <w:pPr>
-        <w:pStyle w:val="BodyText"/>
-      </w:pPr>
-      <w:r>
-        <w:t xml:space="preserve">70. The Current Regulations require enhanced public notice requirements, including direct notice of every application to well owners in the area of review, property owners within 1,500 feet of a proposed Class II well, and notice to the board of county commissioners and the board of township trustees where the Class II well is to be located. Adm.Code 1501:9</w:t>
-      </w:r>
-      <w:r>
-        <w:noBreakHyphen/>
-      </w:r>
-      <w:r>
-        <w:t xml:space="preserve">3</w:t>
-      </w:r>
-      <w:r>
-        <w:noBreakHyphen/>
-      </w:r>
-      <w:r>
-        <w:t xml:space="preserve">05(B)⁠(3)⁠(b)⁠(i).</w:t>
-      </w:r>
-    </w:p>
-    <w:p>
-      <w:pPr>
-        <w:pStyle w:val="BodyText"/>
-      </w:pPr>
-      <w:r>
-        <w:t xml:space="preserve">71. The Current Regulations require enhanced public participation, including a 30-day public comment period, and a public meeting for anyone receiving the enhanced notice described above. Adm.Code 1501:9</w:t>
-      </w:r>
-      <w:r>
-        <w:noBreakHyphen/>
-      </w:r>
-      <w:r>
-        <w:t xml:space="preserve">3</w:t>
-      </w:r>
-      <w:r>
-        <w:noBreakHyphen/>
-      </w:r>
-      <w:r>
-        <w:t xml:space="preserve">05(B)⁠(3)⁠(c).</w:t>
+        <w:t xml:space="preserve">69. The Current Regulations include updated siting criteria, including that no portion of Class II well or surface facility may be located (1) within the boundary of a flood hazard area; (2) within five hundred feet from the boundary of the subject tract; (3) within one thousand feet of the five-year time of travel associated with a public drinking water supply or the emergency management zone of a public water system intake; (4) within seven-hundred fifty feet of an occupied private dwelling or a public building; and (5) one hundred feet of a wetland or any surface water of the state. Adm.Code 1501:9-⁠3-⁠04(A)-(G).</w:t>
+      </w:r>
+    </w:p>
+    <w:p>
+      <w:pPr>
+        <w:pStyle w:val="BodyText"/>
+      </w:pPr>
+      <w:r>
+        <w:t xml:space="preserve">70. The Current Regulations require enhanced public notice requirements, including direct notice of every application to well owners in the area of review, property owners within 1,500 feet of a proposed Class II well, and notice to the board of county commissioners and the board of township trustees where the Class II well is to be located. Adm.Code 1501:9-⁠3-⁠05(B)⁠(3)⁠(b)⁠(i).</w:t>
+      </w:r>
+    </w:p>
+    <w:p>
+      <w:pPr>
+        <w:pStyle w:val="BodyText"/>
+      </w:pPr>
+      <w:r>
+        <w:t xml:space="preserve">71. The Current Regulations require enhanced public participation, including a 30-day public comment period, and a public meeting for anyone receiving the enhanced notice described above. Adm.Code 1501:9-⁠3-⁠05(B)⁠(3)⁠(c).</w:t>
       </w:r>
     </w:p>
     <w:p>
@@ -2931,19 +2711,7 @@
         <w:pStyle w:val="BodyText"/>
       </w:pPr>
       <w:r>
-        <w:t xml:space="preserve">72. DOGRM’s review of an application for a permit to drill is not complete until the applicant has publicly noticed the application for a permit to drill, the public comment period is fulfilled, and DOGRM has reviewed and considered the public comments and issued responses to comments. Prior to the completion of these legal obligations, DOGRM cannot issue a permit. See Adm.Code 1501:9</w:t>
-      </w:r>
-      <w:r>
-        <w:noBreakHyphen/>
-      </w:r>
-      <w:r>
-        <w:t xml:space="preserve">3</w:t>
-      </w:r>
-      <w:r>
-        <w:noBreakHyphen/>
-      </w:r>
-      <w:r>
-        <w:t xml:space="preserve">05(E).</w:t>
+        <w:t xml:space="preserve">72. DOGRM’s review of an application for a permit to drill is not complete until the applicant has publicly noticed the application for a permit to drill, the public comment period is fulfilled, and DOGRM has reviewed and considered the public comments and issued responses to comments. Prior to the completion of these legal obligations, DOGRM cannot issue a permit. See Adm.Code 1501:9-⁠3-⁠05(E).</w:t>
       </w:r>
     </w:p>
     <w:p>
@@ -2967,19 +2735,7 @@
         <w:t xml:space="preserve"> </w:t>
       </w:r>
       <w:r>
-        <w:t xml:space="preserve">at 1501:9</w:t>
-      </w:r>
-      <w:r>
-        <w:noBreakHyphen/>
-      </w:r>
-      <w:r>
-        <w:t xml:space="preserve">3</w:t>
-      </w:r>
-      <w:r>
-        <w:noBreakHyphen/>
-      </w:r>
-      <w:r>
-        <w:t xml:space="preserve">05(E)⁠(3)⁠(c)⁠(iii).</w:t>
+        <w:t xml:space="preserve">at 1501:9-⁠3-⁠05(E)⁠(3)⁠(c)⁠(iii).</w:t>
       </w:r>
     </w:p>
     <w:p>
@@ -3008,19 +2764,7 @@
         <w:pStyle w:val="BodyText"/>
       </w:pPr>
       <w:r>
-        <w:t xml:space="preserve">75. Under the SDWA and Ohio regulations, a permit to drill a class II well does not convey a property interest or exclusive right. See 40 C.F.R. 144.35(b); Adm.Code 1501:9</w:t>
-      </w:r>
-      <w:r>
-        <w:noBreakHyphen/>
-      </w:r>
-      <w:r>
-        <w:t xml:space="preserve">3</w:t>
-      </w:r>
-      <w:r>
-        <w:noBreakHyphen/>
-      </w:r>
-      <w:r>
-        <w:t xml:space="preserve">09. Thus, an application for a permit cannot create a vested property interest or exclusive right.</w:t>
+        <w:t xml:space="preserve">75. Under the SDWA and Ohio regulations, a permit to drill a class II well does not convey a property interest or exclusive right. See 40 C.F.R. 144.35(b); Adm.Code 1501:9-⁠3-⁠09. Thus, an application for a permit cannot create a vested property interest or exclusive right.</w:t>
       </w:r>
     </w:p>
     <w:p>
@@ -3292,39 +3036,15 @@
         <w:pStyle w:val="BodyText"/>
       </w:pPr>
       <w:r>
-        <w:t xml:space="preserve">95. The current rules require a 30-day comment period. Adm.Code 1501:9</w:t>
-      </w:r>
-      <w:r>
-        <w:noBreakHyphen/>
-      </w:r>
-      <w:r>
-        <w:t xml:space="preserve">3</w:t>
-      </w:r>
-      <w:r>
-        <w:noBreakHyphen/>
-      </w:r>
-      <w:r>
-        <w:t xml:space="preserve">05(E)⁠(3)⁠(c)⁠(i).</w:t>
-      </w:r>
-    </w:p>
-    <w:p>
-      <w:pPr>
-        <w:pStyle w:val="BodyText"/>
-      </w:pPr>
-      <w:r>
-        <w:t xml:space="preserve">96. DeepRock did not provide notice of the Stephan #1 application to well owners within the area of review, landowners within 1,500 feet of the proposed well, or local township officials as required by Adm.Code 1501:9</w:t>
-      </w:r>
-      <w:r>
-        <w:noBreakHyphen/>
-      </w:r>
-      <w:r>
-        <w:t xml:space="preserve">3</w:t>
-      </w:r>
-      <w:r>
-        <w:noBreakHyphen/>
-      </w:r>
-      <w:r>
-        <w:t xml:space="preserve">05(E)⁠(3)⁠(b)⁠(i).</w:t>
+        <w:t xml:space="preserve">95. The current rules require a 30-day comment period. Adm.Code 1501:9-⁠3-⁠05(E)⁠(3)⁠(c)⁠(i).</w:t>
+      </w:r>
+    </w:p>
+    <w:p>
+      <w:pPr>
+        <w:pStyle w:val="BodyText"/>
+      </w:pPr>
+      <w:r>
+        <w:t xml:space="preserve">96. DeepRock did not provide notice of the Stephan #1 application to well owners within the area of review, landowners within 1,500 feet of the proposed well, or local township officials as required by Adm.Code 1501:9-⁠3-⁠05(E)⁠(3)⁠(b)⁠(i).</w:t>
       </w:r>
     </w:p>
     <w:p>
@@ -3624,69 +3344,39 @@
         <w:pStyle w:val="BodyText"/>
       </w:pPr>
       <w:r>
-        <w:t xml:space="preserve">117. Elkem-Price #3 (B</w:t>
-      </w:r>
-      <w:r>
-        <w:noBreakHyphen/>
-      </w:r>
-      <w:r>
-        <w:t xml:space="preserve">1), also named Virginia Trout Gustke, (API # 34167226510000) is a production well located approximately 1.87 miles away from American Growers #4.</w:t>
-      </w:r>
-    </w:p>
-    <w:p>
-      <w:pPr>
-        <w:pStyle w:val="BodyText"/>
-      </w:pPr>
-      <w:r>
-        <w:t xml:space="preserve">118. Elkem-Price #3 (B</w:t>
-      </w:r>
-      <w:r>
-        <w:noBreakHyphen/>
-      </w:r>
-      <w:r>
-        <w:t xml:space="preserve">1) is owned and operated by Beardmore Oil &amp; Gas Co.</w:t>
-      </w:r>
-    </w:p>
-    <w:p>
-      <w:pPr>
-        <w:pStyle w:val="BodyText"/>
-      </w:pPr>
-      <w:r>
-        <w:t xml:space="preserve">119. Elkem-Price #3 (B</w:t>
-      </w:r>
-      <w:r>
-        <w:noBreakHyphen/>
-      </w:r>
-      <w:r>
-        <w:t xml:space="preserve">1) lists the Oriskany formation as a producing formation. A true and correct copy of ODNR’s Well Summary Card for the Elkem Price #3 well is attached hereto as Exhibit P.</w:t>
-      </w:r>
-    </w:p>
-    <w:p>
-      <w:pPr>
-        <w:pStyle w:val="BodyText"/>
-      </w:pPr>
-      <w:r>
-        <w:t xml:space="preserve">120. DeepRock would have been required to identify Elkem-Price #3 (B</w:t>
-      </w:r>
-      <w:r>
-        <w:noBreakHyphen/>
-      </w:r>
-      <w:r>
-        <w:t xml:space="preserve">1) in its application for American Growers #4 if DeepRock had used a 2-mile AOR for its application for that well.</w:t>
-      </w:r>
-    </w:p>
-    <w:p>
-      <w:pPr>
-        <w:pStyle w:val="BodyText"/>
-      </w:pPr>
-      <w:r>
-        <w:t xml:space="preserve">121. DeepRock did not identify Elkem-Price #3 (B</w:t>
-      </w:r>
-      <w:r>
-        <w:noBreakHyphen/>
-      </w:r>
-      <w:r>
-        <w:t xml:space="preserve">1) in its application.</w:t>
+        <w:t xml:space="preserve">117. Elkem-Price #3 (B-⁠1), also named Virginia Trout Gustke, (API # 34167226510000) is a production well located approximately 1.87 miles away from American Growers #4.</w:t>
+      </w:r>
+    </w:p>
+    <w:p>
+      <w:pPr>
+        <w:pStyle w:val="BodyText"/>
+      </w:pPr>
+      <w:r>
+        <w:t xml:space="preserve">118. Elkem-Price #3 (B-⁠1) is owned and operated by Beardmore Oil &amp; Gas Co.</w:t>
+      </w:r>
+    </w:p>
+    <w:p>
+      <w:pPr>
+        <w:pStyle w:val="BodyText"/>
+      </w:pPr>
+      <w:r>
+        <w:t xml:space="preserve">119. Elkem-Price #3 (B-⁠1) lists the Oriskany formation as a producing formation. A true and correct copy of ODNR’s Well Summary Card for the Elkem Price #3 well is attached hereto as Exhibit P.</w:t>
+      </w:r>
+    </w:p>
+    <w:p>
+      <w:pPr>
+        <w:pStyle w:val="BodyText"/>
+      </w:pPr>
+      <w:r>
+        <w:t xml:space="preserve">120. DeepRock would have been required to identify Elkem-Price #3 (B-⁠1) in its application for American Growers #4 if DeepRock had used a 2-mile AOR for its application for that well.</w:t>
+      </w:r>
+    </w:p>
+    <w:p>
+      <w:pPr>
+        <w:pStyle w:val="BodyText"/>
+      </w:pPr>
+      <w:r>
+        <w:t xml:space="preserve">121. DeepRock did not identify Elkem-Price #3 (B-⁠1) in its application.</w:t>
       </w:r>
     </w:p>
     <w:p>
@@ -3750,39 +3440,15 @@
         <w:pStyle w:val="BodyText"/>
       </w:pPr>
       <w:r>
-        <w:t xml:space="preserve">129. The current rules require a 30-day comment period. Adm.Code 1501:9</w:t>
-      </w:r>
-      <w:r>
-        <w:noBreakHyphen/>
-      </w:r>
-      <w:r>
-        <w:t xml:space="preserve">3</w:t>
-      </w:r>
-      <w:r>
-        <w:noBreakHyphen/>
-      </w:r>
-      <w:r>
-        <w:t xml:space="preserve">05(E)⁠(3)⁠(c)⁠(i).</w:t>
-      </w:r>
-    </w:p>
-    <w:p>
-      <w:pPr>
-        <w:pStyle w:val="BodyText"/>
-      </w:pPr>
-      <w:r>
-        <w:t xml:space="preserve">130. DeepRock did not provide notice of the American Growers #4 application to well owners within the area of review, landowners within 1,500 feet of the proposed well, or local township officials as required by Adm.Code 1501:9</w:t>
-      </w:r>
-      <w:r>
-        <w:noBreakHyphen/>
-      </w:r>
-      <w:r>
-        <w:t xml:space="preserve">3</w:t>
-      </w:r>
-      <w:r>
-        <w:noBreakHyphen/>
-      </w:r>
-      <w:r>
-        <w:t xml:space="preserve">05(E)⁠(3)⁠(b)⁠(i).</w:t>
+        <w:t xml:space="preserve">129. The current rules require a 30-day comment period. Adm.Code 1501:9-⁠3-⁠05(E)⁠(3)⁠(c)⁠(i).</w:t>
+      </w:r>
+    </w:p>
+    <w:p>
+      <w:pPr>
+        <w:pStyle w:val="BodyText"/>
+      </w:pPr>
+      <w:r>
+        <w:t xml:space="preserve">130. DeepRock did not provide notice of the American Growers #4 application to well owners within the area of review, landowners within 1,500 feet of the proposed well, or local township officials as required by Adm.Code 1501:9-⁠3-⁠05(E)⁠(3)⁠(b)⁠(i).</w:t>
       </w:r>
     </w:p>
     <w:p>
@@ -4094,13 +3760,7 @@
         <w:t xml:space="preserve">“USDWs”</w:t>
       </w:r>
       <w:r>
-        <w:t xml:space="preserve">) if out of zone migration of waste occurs. Ex. F at Ex. 1, 3</w:t>
-      </w:r>
-      <w:r>
-        <w:noBreakHyphen/>
-      </w:r>
-      <w:r>
-        <w:t xml:space="preserve">5, 34, 36.</w:t>
+        <w:t xml:space="preserve">) if out of zone migration of waste occurs. Ex. F at Ex. 1, 3-⁠5, 34, 36.</w:t>
       </w:r>
     </w:p>
     <w:p>
@@ -4116,33 +3776,15 @@
         <w:pStyle w:val="BodyText"/>
       </w:pPr>
       <w:r>
-        <w:t xml:space="preserve">155. If operated as authorized by the Permits, the Proposed Wells will cause oil and gas waste to migrate outside of the intended injection formations and confining layers. Ex. F. at Ex. 1, p. 27</w:t>
-      </w:r>
-      <w:r>
-        <w:noBreakHyphen/>
-      </w:r>
-      <w:r>
-        <w:t xml:space="preserve">35; 40</w:t>
-      </w:r>
-      <w:r>
-        <w:noBreakHyphen/>
-      </w:r>
-      <w:r>
-        <w:t xml:space="preserve">41.</w:t>
-      </w:r>
-    </w:p>
-    <w:p>
-      <w:pPr>
-        <w:pStyle w:val="BodyText"/>
-      </w:pPr>
-      <w:r>
-        <w:t xml:space="preserve">156. Once oil and gas waste has migrated outside of the intended injection formations and confining layers it can migrate to the surface and underground sources of drinking water. Ex. F. at Ex. 1, p. 37; 40</w:t>
-      </w:r>
-      <w:r>
-        <w:noBreakHyphen/>
-      </w:r>
-      <w:r>
-        <w:t xml:space="preserve">41.</w:t>
+        <w:t xml:space="preserve">155. If operated as authorized by the Permits, the Proposed Wells will cause oil and gas waste to migrate outside of the intended injection formations and confining layers. Ex. F. at Ex. 1, p. 27-⁠35; 40-⁠41.</w:t>
+      </w:r>
+    </w:p>
+    <w:p>
+      <w:pPr>
+        <w:pStyle w:val="BodyText"/>
+      </w:pPr>
+      <w:r>
+        <w:t xml:space="preserve">156. Once oil and gas waste has migrated outside of the intended injection formations and confining layers it can migrate to the surface and underground sources of drinking water. Ex. F. at Ex. 1, p. 37; 40-⁠41.</w:t>
       </w:r>
     </w:p>
     <w:p>
@@ -4198,13 +3840,7 @@
         <w:pStyle w:val="BodyText"/>
       </w:pPr>
       <w:r>
-        <w:t xml:space="preserve">163. The volume of waste permitted to be injected by the Proposed Wells will cause fractures and migration pathways in the target formations and confining formations, and allow waste to leave the injection zone and threaten underground sources of drinking water and the environment. Ex. F at 35, 40</w:t>
-      </w:r>
-      <w:r>
-        <w:noBreakHyphen/>
-      </w:r>
-      <w:r>
-        <w:t xml:space="preserve">41.</w:t>
+        <w:t xml:space="preserve">163. The volume of waste permitted to be injected by the Proposed Wells will cause fractures and migration pathways in the target formations and confining formations, and allow waste to leave the injection zone and threaten underground sources of drinking water and the environment. Ex. F at 35, 40-⁠41.</w:t>
       </w:r>
     </w:p>
     <w:p>
@@ -4314,79 +3950,31 @@
         <w:pStyle w:val="BodyText"/>
       </w:pPr>
       <w:r>
-        <w:t xml:space="preserve">a. Failing to require a 2-mile area of review for the application pursuant to Ohio Adm.Code 1501:9</w:t>
-      </w:r>
-      <w:r>
-        <w:noBreakHyphen/>
-      </w:r>
-      <w:r>
-        <w:t xml:space="preserve">3</w:t>
-      </w:r>
-      <w:r>
-        <w:noBreakHyphen/>
-      </w:r>
-      <w:r>
-        <w:t xml:space="preserve">05(A)⁠(1)⁠(c);</w:t>
-      </w:r>
-    </w:p>
-    <w:p>
-      <w:pPr>
-        <w:pStyle w:val="BodyText"/>
-      </w:pPr>
-      <w:r>
-        <w:t xml:space="preserve">b. Failing to limit the average disposal volume to 200 barrels per day pursuant to Ohio Adm.Code 1501:9</w:t>
-      </w:r>
-      <w:r>
-        <w:noBreakHyphen/>
-      </w:r>
-      <w:r>
-        <w:t xml:space="preserve">3</w:t>
-      </w:r>
-      <w:r>
-        <w:noBreakHyphen/>
-      </w:r>
-      <w:r>
-        <w:t xml:space="preserve">05(B)⁠(2)⁠(a);</w:t>
-      </w:r>
-    </w:p>
-    <w:p>
-      <w:pPr>
-        <w:pStyle w:val="BodyText"/>
-      </w:pPr>
-      <w:r>
-        <w:t xml:space="preserve">c. Failing to evaluate the application to ensure compliance with the siting criteria pursuant to Ohio Adm.Code 1501:9</w:t>
-      </w:r>
-      <w:r>
-        <w:noBreakHyphen/>
-      </w:r>
-      <w:r>
-        <w:t xml:space="preserve">3</w:t>
-      </w:r>
-      <w:r>
-        <w:noBreakHyphen/>
-      </w:r>
-      <w:r>
-        <w:t xml:space="preserve">04(A)-(G); and</w:t>
-      </w:r>
-    </w:p>
-    <w:p>
-      <w:pPr>
-        <w:pStyle w:val="BodyText"/>
-      </w:pPr>
-      <w:r>
-        <w:t xml:space="preserve">d. Failing to follow the notice and public participation procedures pursuant to Ohio Adm.Code 1501:9</w:t>
-      </w:r>
-      <w:r>
-        <w:noBreakHyphen/>
-      </w:r>
-      <w:r>
-        <w:t xml:space="preserve">3</w:t>
-      </w:r>
-      <w:r>
-        <w:noBreakHyphen/>
-      </w:r>
-      <w:r>
-        <w:t xml:space="preserve">05(E)⁠(3)⁠(c), including failing to allow a 30-day public comment period.</w:t>
+        <w:t xml:space="preserve">a. Failing to require a 2-mile area of review for the application pursuant to Ohio Adm.Code 1501:9-⁠3-⁠05(A)⁠(1)⁠(c);</w:t>
+      </w:r>
+    </w:p>
+    <w:p>
+      <w:pPr>
+        <w:pStyle w:val="BodyText"/>
+      </w:pPr>
+      <w:r>
+        <w:t xml:space="preserve">b. Failing to limit the average disposal volume to 200 barrels per day pursuant to Ohio Adm.Code 1501:9-⁠3-⁠05(B)⁠(2)⁠(a);</w:t>
+      </w:r>
+    </w:p>
+    <w:p>
+      <w:pPr>
+        <w:pStyle w:val="BodyText"/>
+      </w:pPr>
+      <w:r>
+        <w:t xml:space="preserve">c. Failing to evaluate the application to ensure compliance with the siting criteria pursuant to Ohio Adm.Code 1501:9-⁠3-⁠04(A)-(G); and</w:t>
+      </w:r>
+    </w:p>
+    <w:p>
+      <w:pPr>
+        <w:pStyle w:val="BodyText"/>
+      </w:pPr>
+      <w:r>
+        <w:t xml:space="preserve">d. Failing to follow the notice and public participation procedures pursuant to Ohio Adm.Code 1501:9-⁠3-⁠05(E)⁠(3)⁠(c), including failing to allow a 30-day public comment period.</w:t>
       </w:r>
     </w:p>
     <w:p>
@@ -4488,79 +4076,31 @@
         <w:pStyle w:val="BodyText"/>
       </w:pPr>
       <w:r>
-        <w:t xml:space="preserve">a. Failing to require a 2-mile area of review for the application pursuant to Ohio Adm.Code 1501:9</w:t>
-      </w:r>
-      <w:r>
-        <w:noBreakHyphen/>
-      </w:r>
-      <w:r>
-        <w:t xml:space="preserve">3</w:t>
-      </w:r>
-      <w:r>
-        <w:noBreakHyphen/>
-      </w:r>
-      <w:r>
-        <w:t xml:space="preserve">05(A)⁠(1)⁠(c);</w:t>
-      </w:r>
-    </w:p>
-    <w:p>
-      <w:pPr>
-        <w:pStyle w:val="BodyText"/>
-      </w:pPr>
-      <w:r>
-        <w:t xml:space="preserve">b. Failing to limit the average disposal volume to 200 barrels per day pursuant to Ohio Adm.Code 1501:9</w:t>
-      </w:r>
-      <w:r>
-        <w:noBreakHyphen/>
-      </w:r>
-      <w:r>
-        <w:t xml:space="preserve">3</w:t>
-      </w:r>
-      <w:r>
-        <w:noBreakHyphen/>
-      </w:r>
-      <w:r>
-        <w:t xml:space="preserve">05(B)⁠(2)⁠(a);</w:t>
-      </w:r>
-    </w:p>
-    <w:p>
-      <w:pPr>
-        <w:pStyle w:val="BodyText"/>
-      </w:pPr>
-      <w:r>
-        <w:t xml:space="preserve">c. Failing to evaluate the application to ensure compliance with the siting criteria pursuant to Ohio Adm.Code 1501:9</w:t>
-      </w:r>
-      <w:r>
-        <w:noBreakHyphen/>
-      </w:r>
-      <w:r>
-        <w:t xml:space="preserve">3</w:t>
-      </w:r>
-      <w:r>
-        <w:noBreakHyphen/>
-      </w:r>
-      <w:r>
-        <w:t xml:space="preserve">04(A)-(G); and</w:t>
-      </w:r>
-    </w:p>
-    <w:p>
-      <w:pPr>
-        <w:pStyle w:val="BodyText"/>
-      </w:pPr>
-      <w:r>
-        <w:t xml:space="preserve">d. Failing to follow the notice and public participation procedures pursuant to Ohio Adm.Code 1501:9</w:t>
-      </w:r>
-      <w:r>
-        <w:noBreakHyphen/>
-      </w:r>
-      <w:r>
-        <w:t xml:space="preserve">3</w:t>
-      </w:r>
-      <w:r>
-        <w:noBreakHyphen/>
-      </w:r>
-      <w:r>
-        <w:t xml:space="preserve">05(E)⁠(3)⁠(c), including failing to allow a 30-day public comment period.</w:t>
+        <w:t xml:space="preserve">a. Failing to require a 2-mile area of review for the application pursuant to Ohio Adm.Code 1501:9-⁠3-⁠05(A)⁠(1)⁠(c);</w:t>
+      </w:r>
+    </w:p>
+    <w:p>
+      <w:pPr>
+        <w:pStyle w:val="BodyText"/>
+      </w:pPr>
+      <w:r>
+        <w:t xml:space="preserve">b. Failing to limit the average disposal volume to 200 barrels per day pursuant to Ohio Adm.Code 1501:9-⁠3-⁠05(B)⁠(2)⁠(a);</w:t>
+      </w:r>
+    </w:p>
+    <w:p>
+      <w:pPr>
+        <w:pStyle w:val="BodyText"/>
+      </w:pPr>
+      <w:r>
+        <w:t xml:space="preserve">c. Failing to evaluate the application to ensure compliance with the siting criteria pursuant to Ohio Adm.Code 1501:9-⁠3-⁠04(A)-(G); and</w:t>
+      </w:r>
+    </w:p>
+    <w:p>
+      <w:pPr>
+        <w:pStyle w:val="BodyText"/>
+      </w:pPr>
+      <w:r>
+        <w:t xml:space="preserve">d. Failing to follow the notice and public participation procedures pursuant to Ohio Adm.Code 1501:9-⁠3-⁠05(E)⁠(3)⁠(c), including failing to allow a 30-day public comment period.</w:t>
       </w:r>
     </w:p>
     <w:p>
@@ -4690,39 +4230,15 @@
         <w:t xml:space="preserve"> </w:t>
       </w:r>
       <w:r>
-        <w:t xml:space="preserve">See Adm.Code 1501:9</w:t>
-      </w:r>
-      <w:r>
-        <w:noBreakHyphen/>
-      </w:r>
-      <w:r>
-        <w:t xml:space="preserve">3</w:t>
-      </w:r>
-      <w:r>
-        <w:noBreakHyphen/>
-      </w:r>
-      <w:r>
-        <w:t xml:space="preserve">05.</w:t>
-      </w:r>
-    </w:p>
-    <w:p>
-      <w:pPr>
-        <w:pStyle w:val="BodyText"/>
-      </w:pPr>
-      <w:r>
-        <w:t xml:space="preserve">186. DOGRM violated Ohio Adm.Code 1501:9</w:t>
-      </w:r>
-      <w:r>
-        <w:noBreakHyphen/>
-      </w:r>
-      <w:r>
-        <w:t xml:space="preserve">3</w:t>
-      </w:r>
-      <w:r>
-        <w:noBreakHyphen/>
-      </w:r>
-      <w:r>
-        <w:t xml:space="preserve">05(A)⁠(3) by approving the application without requiring corrective action on wells in the area of review that have limited or no records. This violation threatens USDWs and public health.</w:t>
+        <w:t xml:space="preserve">See Adm.Code 1501:9-⁠3-⁠05.</w:t>
+      </w:r>
+    </w:p>
+    <w:p>
+      <w:pPr>
+        <w:pStyle w:val="BodyText"/>
+      </w:pPr>
+      <w:r>
+        <w:t xml:space="preserve">186. DOGRM violated Ohio Adm.Code 1501:9-⁠3-⁠05(A)⁠(3) by approving the application without requiring corrective action on wells in the area of review that have limited or no records. This violation threatens USDWs and public health.</w:t>
       </w:r>
     </w:p>
     <w:p>
@@ -5544,13 +5060,7 @@
         <w:pStyle w:val="XdTail"/>
       </w:pPr>
       <w:r>
-        <w:t xml:space="preserve">Exhibit H1: City of Marietta Comments and Exhibits 1</w:t>
-      </w:r>
-      <w:r>
-        <w:noBreakHyphen/>
-      </w:r>
-      <w:r>
-        <w:t xml:space="preserve">1A</w:t>
+        <w:t xml:space="preserve">Exhibit H1: City of Marietta Comments and Exhibits 1-⁠1A</w:t>
       </w:r>
     </w:p>
     <w:p>
@@ -5558,13 +5068,7 @@
         <w:pStyle w:val="XdTail"/>
       </w:pPr>
       <w:r>
-        <w:t xml:space="preserve">Exhibit H2: City of Marietta Exhibits 2</w:t>
-      </w:r>
-      <w:r>
-        <w:noBreakHyphen/>
-      </w:r>
-      <w:r>
-        <w:t xml:space="preserve">10A</w:t>
+        <w:t xml:space="preserve">Exhibit H2: City of Marietta Exhibits 2-⁠10A</w:t>
       </w:r>
     </w:p>
     <w:p>
@@ -5572,13 +5076,7 @@
         <w:pStyle w:val="XdTail"/>
       </w:pPr>
       <w:r>
-        <w:t xml:space="preserve">Exhibit H3: City of Marietta Exhibits 11</w:t>
-      </w:r>
-      <w:r>
-        <w:noBreakHyphen/>
-      </w:r>
-      <w:r>
-        <w:t xml:space="preserve">18</w:t>
+        <w:t xml:space="preserve">Exhibit H3: City of Marietta Exhibits 11-⁠18</w:t>
       </w:r>
     </w:p>
     <w:p>
@@ -5586,13 +5084,7 @@
         <w:pStyle w:val="XdTail"/>
       </w:pPr>
       <w:r>
-        <w:t xml:space="preserve">Exhibit H4: City of Marietta Exhibits 19</w:t>
-      </w:r>
-      <w:r>
-        <w:noBreakHyphen/>
-      </w:r>
-      <w:r>
-        <w:t xml:space="preserve">23</w:t>
+        <w:t xml:space="preserve">Exhibit H4: City of Marietta Exhibits 19-⁠23</w:t>
       </w:r>
     </w:p>
     <w:p>
@@ -5600,13 +5092,7 @@
         <w:pStyle w:val="XdTail"/>
       </w:pPr>
       <w:r>
-        <w:t xml:space="preserve">Exhibit I: ODNR Chief Order No. 2023</w:t>
-      </w:r>
-      <w:r>
-        <w:noBreakHyphen/>
-      </w:r>
-      <w:r>
-        <w:t xml:space="preserve">139 (June 26, 2023)</w:t>
+        <w:t xml:space="preserve">Exhibit I: ODNR Chief Order No. 2023-⁠139 (June 26, 2023)</w:t>
       </w:r>
     </w:p>
     <w:p>
@@ -6372,7 +5858,7 @@
     <w:qFormat/>
     <w:pPr>
       <w:keepLines/>
-      <w:spacing w:before="0" w:after="120" w:line="276" w:lineRule="exact"/>
+      <w:spacing w:before="26" w:after="120" w:line="276" w:lineRule="exact"/>
     </w:pPr>
     <w:rPr>
       <w:sz w:val="24"/>
